--- a/EXPORTS/DOCX/published/niveau3/Dutch/TropischLandbouwMus.docx
+++ b/EXPORTS/DOCX/published/niveau3/Dutch/TropischLandbouwMus.docx
@@ -872,8 +872,16 @@
           <w:i w:val="0"/>
           <w:color w:val="0000FF"/>
           <w:sz w:val="24"/>
-        </w:rPr>
-        <w:t>Rijksmuseum voor Volkenku</w:t>
+          <w:u w:val="single"/>
+        </w:rPr>
+        <w:hyperlink r:id="rId12" w:history="1">
+          <w:r>
+            <w:rPr>
+              <w:rStyle w:val="Hyperlink"/>
+            </w:rPr>
+            <w:t>Rijksmus</w:t>
+          </w:r>
+        </w:hyperlink>
       </w:r>
       <w:r>
         <w:rPr>
@@ -884,7 +892,119 @@
           <w:sz w:val="24"/>
           <w:u w:val="single"/>
         </w:rPr>
-        <w:hyperlink r:id="rId11" w:history="1">
+        <w:hyperlink r:id="rId12" w:history="1">
+          <w:r>
+            <w:rPr>
+              <w:rStyle w:val="Hyperlink"/>
+            </w:rPr>
+            <w:t>e</w:t>
+          </w:r>
+        </w:hyperlink>
+      </w:r>
+      <w:r>
+        <w:rPr>
+          <w:rFonts w:ascii="Charis SIL Regular" w:hAnsi="Charis SIL Regular" w:eastAsia="Charis SIL Regular"/>
+          <w:b w:val="0"/>
+          <w:i w:val="0"/>
+          <w:color w:val="0000FF"/>
+          <w:sz w:val="24"/>
+          <w:u w:val="single"/>
+        </w:rPr>
+        <w:hyperlink r:id="rId12" w:history="1">
+          <w:r>
+            <w:rPr>
+              <w:rStyle w:val="Hyperlink"/>
+            </w:rPr>
+            <w:t>um</w:t>
+          </w:r>
+        </w:hyperlink>
+      </w:r>
+      <w:r>
+        <w:rPr>
+          <w:rFonts w:ascii="Charis SIL Regular" w:hAnsi="Charis SIL Regular" w:eastAsia="Charis SIL Regular"/>
+          <w:b w:val="0"/>
+          <w:i w:val="0"/>
+          <w:color w:val="0000FF"/>
+          <w:sz w:val="24"/>
+          <w:u w:val="single"/>
+        </w:rPr>
+        <w:t xml:space="preserve"> </w:t>
+      </w:r>
+      <w:r>
+        <w:rPr>
+          <w:rFonts w:ascii="Charis SIL Regular" w:hAnsi="Charis SIL Regular" w:eastAsia="Charis SIL Regular"/>
+          <w:b w:val="0"/>
+          <w:i w:val="0"/>
+          <w:color w:val="0000FF"/>
+          <w:sz w:val="24"/>
+          <w:u w:val="single"/>
+        </w:rPr>
+        <w:hyperlink r:id="rId12" w:history="1">
+          <w:r>
+            <w:rPr>
+              <w:rStyle w:val="Hyperlink"/>
+            </w:rPr>
+            <w:t>voor</w:t>
+          </w:r>
+        </w:hyperlink>
+      </w:r>
+      <w:r>
+        <w:rPr>
+          <w:rFonts w:ascii="Charis SIL Regular" w:hAnsi="Charis SIL Regular" w:eastAsia="Charis SIL Regular"/>
+          <w:b w:val="0"/>
+          <w:i w:val="0"/>
+          <w:color w:val="0000FF"/>
+          <w:sz w:val="24"/>
+          <w:u w:val="single"/>
+        </w:rPr>
+        <w:t xml:space="preserve"> </w:t>
+      </w:r>
+      <w:r>
+        <w:rPr>
+          <w:rFonts w:ascii="Charis SIL Regular" w:hAnsi="Charis SIL Regular" w:eastAsia="Charis SIL Regular"/>
+          <w:b w:val="0"/>
+          <w:i w:val="0"/>
+          <w:color w:val="0000FF"/>
+          <w:sz w:val="24"/>
+          <w:u w:val="single"/>
+        </w:rPr>
+        <w:hyperlink r:id="rId12" w:history="1">
+          <w:r>
+            <w:rPr>
+              <w:rStyle w:val="Hyperlink"/>
+            </w:rPr>
+            <w:t>Volkenk</w:t>
+          </w:r>
+        </w:hyperlink>
+      </w:r>
+      <w:r>
+        <w:rPr>
+          <w:rFonts w:ascii="Charis SIL Regular" w:hAnsi="Charis SIL Regular" w:eastAsia="Charis SIL Regular"/>
+          <w:b w:val="0"/>
+          <w:i w:val="0"/>
+          <w:color w:val="0000FF"/>
+          <w:sz w:val="24"/>
+          <w:u w:val="single"/>
+        </w:rPr>
+        <w:hyperlink r:id="rId12" w:history="1">
+          <w:r>
+            <w:rPr>
+              <w:rStyle w:val="Hyperlink"/>
+            </w:rPr>
+            <w:t>u</w:t>
+          </w:r>
+        </w:hyperlink>
+      </w:r>
+      <w:r>
+        <w:rPr>
+          <w:rFonts w:ascii="Charis SIL Regular" w:hAnsi="Charis SIL Regular" w:eastAsia="Charis SIL Regular"/>
+          <w:b w:val="0"/>
+          <w:i w:val="0"/>
+          <w:color w:val="0000FF"/>
+          <w:sz w:val="24"/>
+          <w:u w:val="single"/>
+        </w:rPr>
+        <w:hyperlink r:id="rId12" w:history="1">
           <w:r>
             <w:rPr>
               <w:rStyle w:val="Hyperlink"/>
@@ -1449,14 +1569,7 @@
           <w:color w:val="000000"/>
           <w:sz w:val="24"/>
         </w:rPr>
-        <w:hyperlink r:id="rId13" w:history="1">
-          <w:r>
-            <w:rPr>
-              <w:rStyle w:val="Hyperlink"/>
-            </w:rPr>
-            <w:t>jksu</w:t>
-          </w:r>
-        </w:hyperlink>
+        <w:t>jksu</w:t>
       </w:r>
       <w:r>
         <w:rPr>
@@ -1873,50 +1986,7 @@
           <w:color w:val="000000"/>
           <w:sz w:val="24"/>
         </w:rPr>
-        <w:hyperlink r:id="rId15" w:history="1">
-          <w:r>
-            <w:rPr>
-              <w:rStyle w:val="Hyperlink"/>
-            </w:rPr>
-            <w:t>hief van de ver</w:t>
-          </w:r>
-        </w:hyperlink>
-      </w:r>
-      <w:r>
-        <w:rPr>
-          <w:u w:val="single" w:color="0000ff"/>
-          <w:rFonts w:ascii="Charis SIL Regular" w:hAnsi="Charis SIL Regular" w:eastAsia="Charis SIL Regular"/>
-          <w:b w:val="0"/>
-          <w:i w:val="0"/>
-          <w:color w:val="000000"/>
-          <w:sz w:val="24"/>
-        </w:rPr>
-        <w:hyperlink r:id="rId15" w:history="1">
-          <w:r>
-            <w:rPr>
-              <w:rStyle w:val="Hyperlink"/>
-            </w:rPr>
-            <w:t>e</w:t>
-          </w:r>
-        </w:hyperlink>
-      </w:r>
-      <w:r>
-        <w:rPr>
-          <w:u w:val="single" w:color="0000ff"/>
-          <w:rFonts w:ascii="Charis SIL Regular" w:hAnsi="Charis SIL Regular" w:eastAsia="Charis SIL Regular"/>
-          <w:b w:val="0"/>
-          <w:i w:val="0"/>
-          <w:color w:val="000000"/>
-          <w:sz w:val="24"/>
-        </w:rPr>
-        <w:hyperlink r:id="rId15" w:history="1">
-          <w:r>
-            <w:rPr>
-              <w:rStyle w:val="Hyperlink"/>
-            </w:rPr>
-            <w:t>nigi</w:t>
-          </w:r>
-        </w:hyperlink>
+        <w:t>hief van de verenigi</w:t>
       </w:r>
       <w:r>
         <w:rPr>
@@ -2023,24 +2093,13 @@
       </w:r>
       <w:r>
         <w:rPr>
-          <w:u w:val="single" w:color="0000ff"/>
           <w:rFonts w:ascii="Charis SIL Regular" w:hAnsi="Charis SIL Regular" w:eastAsia="Charis SIL Regular"/>
           <w:b w:val="0"/>
           <w:i w:val="0"/>
           <w:color w:val="000000"/>
           <w:sz w:val="24"/>
         </w:rPr>
-        <w:t>l</w:t>
-      </w:r>
-      <w:r>
-        <w:rPr>
-          <w:rFonts w:ascii="Charis SIL Regular" w:hAnsi="Charis SIL Regular" w:eastAsia="Charis SIL Regular"/>
-          <w:b w:val="0"/>
-          <w:i w:val="0"/>
-          <w:color w:val="000000"/>
-          <w:sz w:val="24"/>
-        </w:rPr>
-        <w:t>lect</w:t>
+        <w:t>llect</w:t>
       </w:r>
       <w:r>
         <w:rPr>
@@ -3840,13 +3899,21 @@
       </w:r>
       <w:r>
         <w:rPr>
+          <w:u w:val="single" w:color="0000ff"/>
           <w:rFonts w:ascii="Charis SIL Regular" w:hAnsi="Charis SIL Regular" w:eastAsia="Charis SIL Regular"/>
           <w:b w:val="0"/>
           <w:i w:val="0"/>
           <w:color w:val="000000"/>
           <w:sz w:val="24"/>
         </w:rPr>
-        <w:t xml:space="preserve">, </w:t>
+        <w:hyperlink r:id="rId22" w:history="1">
+          <w:r>
+            <w:rPr>
+              <w:rStyle w:val="Hyperlink"/>
+            </w:rPr>
+            <w:t xml:space="preserve">, </w:t>
+          </w:r>
+        </w:hyperlink>
       </w:r>
       <w:r>
         <w:rPr>

--- a/EXPORTS/DOCX/published/niveau3/Dutch/TropischLandbouwMus.docx
+++ b/EXPORTS/DOCX/published/niveau3/Dutch/TropischLandbouwMus.docx
@@ -1004,7 +1004,7 @@
           <w:sz w:val="24"/>
           <w:u w:val="single"/>
         </w:rPr>
-        <w:hyperlink r:id="rId12" w:history="1">
+        <w:hyperlink r:id="rId11" w:history="1">
           <w:r>
             <w:rPr>
               <w:rStyle w:val="Hyperlink"/>
@@ -1569,7 +1569,14 @@
           <w:color w:val="000000"/>
           <w:sz w:val="24"/>
         </w:rPr>
-        <w:t>jksu</w:t>
+        <w:hyperlink r:id="rId13" w:history="1">
+          <w:r>
+            <w:rPr>
+              <w:rStyle w:val="Hyperlink"/>
+            </w:rPr>
+            <w:t>jksu</w:t>
+          </w:r>
+        </w:hyperlink>
       </w:r>
       <w:r>
         <w:rPr>
@@ -1986,7 +1993,50 @@
           <w:color w:val="000000"/>
           <w:sz w:val="24"/>
         </w:rPr>
-        <w:t>hief van de verenigi</w:t>
+        <w:hyperlink r:id="rId15" w:history="1">
+          <w:r>
+            <w:rPr>
+              <w:rStyle w:val="Hyperlink"/>
+            </w:rPr>
+            <w:t>hief van de ver</w:t>
+          </w:r>
+        </w:hyperlink>
+      </w:r>
+      <w:r>
+        <w:rPr>
+          <w:u w:val="single" w:color="0000ff"/>
+          <w:rFonts w:ascii="Charis SIL Regular" w:hAnsi="Charis SIL Regular" w:eastAsia="Charis SIL Regular"/>
+          <w:b w:val="0"/>
+          <w:i w:val="0"/>
+          <w:color w:val="000000"/>
+          <w:sz w:val="24"/>
+        </w:rPr>
+        <w:hyperlink r:id="rId15" w:history="1">
+          <w:r>
+            <w:rPr>
+              <w:rStyle w:val="Hyperlink"/>
+            </w:rPr>
+            <w:t>e</w:t>
+          </w:r>
+        </w:hyperlink>
+      </w:r>
+      <w:r>
+        <w:rPr>
+          <w:u w:val="single" w:color="0000ff"/>
+          <w:rFonts w:ascii="Charis SIL Regular" w:hAnsi="Charis SIL Regular" w:eastAsia="Charis SIL Regular"/>
+          <w:b w:val="0"/>
+          <w:i w:val="0"/>
+          <w:color w:val="000000"/>
+          <w:sz w:val="24"/>
+        </w:rPr>
+        <w:hyperlink r:id="rId15" w:history="1">
+          <w:r>
+            <w:rPr>
+              <w:rStyle w:val="Hyperlink"/>
+            </w:rPr>
+            <w:t>nigi</w:t>
+          </w:r>
+        </w:hyperlink>
       </w:r>
       <w:r>
         <w:rPr>
@@ -2093,13 +2143,24 @@
       </w:r>
       <w:r>
         <w:rPr>
+          <w:u w:val="single" w:color="0000ff"/>
           <w:rFonts w:ascii="Charis SIL Regular" w:hAnsi="Charis SIL Regular" w:eastAsia="Charis SIL Regular"/>
           <w:b w:val="0"/>
           <w:i w:val="0"/>
           <w:color w:val="000000"/>
           <w:sz w:val="24"/>
         </w:rPr>
-        <w:t>llect</w:t>
+        <w:t>l</w:t>
+      </w:r>
+      <w:r>
+        <w:rPr>
+          <w:rFonts w:ascii="Charis SIL Regular" w:hAnsi="Charis SIL Regular" w:eastAsia="Charis SIL Regular"/>
+          <w:b w:val="0"/>
+          <w:i w:val="0"/>
+          <w:color w:val="000000"/>
+          <w:sz w:val="24"/>
+        </w:rPr>
+        <w:t>lect</w:t>
       </w:r>
       <w:r>
         <w:rPr>
@@ -3906,14 +3967,7 @@
           <w:color w:val="000000"/>
           <w:sz w:val="24"/>
         </w:rPr>
-        <w:hyperlink r:id="rId22" w:history="1">
-          <w:r>
-            <w:rPr>
-              <w:rStyle w:val="Hyperlink"/>
-            </w:rPr>
-            <w:t xml:space="preserve">, </w:t>
-          </w:r>
-        </w:hyperlink>
+        <w:t xml:space="preserve">, </w:t>
       </w:r>
       <w:r>
         <w:rPr>
@@ -3942,7 +3996,7 @@
           <w:sz w:val="24"/>
           <w:u w:val="single"/>
         </w:rPr>
-        <w:hyperlink r:id="rId23" w:history="1">
+        <w:hyperlink r:id="rId22" w:history="1">
           <w:r>
             <w:rPr>
               <w:rStyle w:val="Hyperlink"/>

--- a/EXPORTS/DOCX/published/niveau3/Dutch/TropischLandbouwMus.docx
+++ b/EXPORTS/DOCX/published/niveau3/Dutch/TropischLandbouwMus.docx
@@ -910,7 +910,7 @@
           <w:sz w:val="24"/>
           <w:u w:val="single"/>
         </w:rPr>
-        <w:hyperlink r:id="rId12" w:history="1">
+        <w:hyperlink r:id="rId11" w:history="1">
           <w:r>
             <w:rPr>
               <w:rStyle w:val="Hyperlink"/>
@@ -939,7 +939,7 @@
           <w:sz w:val="24"/>
           <w:u w:val="single"/>
         </w:rPr>
-        <w:hyperlink r:id="rId12" w:history="1">
+        <w:hyperlink r:id="rId11" w:history="1">
           <w:r>
             <w:rPr>
               <w:rStyle w:val="Hyperlink"/>
@@ -968,7 +968,7 @@
           <w:sz w:val="24"/>
           <w:u w:val="single"/>
         </w:rPr>
-        <w:hyperlink r:id="rId12" w:history="1">
+        <w:hyperlink r:id="rId11" w:history="1">
           <w:r>
             <w:rPr>
               <w:rStyle w:val="Hyperlink"/>
@@ -984,16 +984,8 @@
           <w:i w:val="0"/>
           <w:color w:val="0000FF"/>
           <w:sz w:val="24"/>
-          <w:u w:val="single"/>
-        </w:rPr>
-        <w:hyperlink r:id="rId12" w:history="1">
-          <w:r>
-            <w:rPr>
-              <w:rStyle w:val="Hyperlink"/>
-            </w:rPr>
-            <w:t>u</w:t>
-          </w:r>
-        </w:hyperlink>
+        </w:rPr>
+        <w:t>u</w:t>
       </w:r>
       <w:r>
         <w:rPr>
@@ -1982,61 +1974,7 @@
           <w:color w:val="000000"/>
           <w:sz w:val="24"/>
         </w:rPr>
-        <w:t>. Ook het arc</w:t>
-      </w:r>
-      <w:r>
-        <w:rPr>
-          <w:u w:val="single" w:color="0000ff"/>
-          <w:rFonts w:ascii="Charis SIL Regular" w:hAnsi="Charis SIL Regular" w:eastAsia="Charis SIL Regular"/>
-          <w:b w:val="0"/>
-          <w:i w:val="0"/>
-          <w:color w:val="000000"/>
-          <w:sz w:val="24"/>
-        </w:rPr>
-        <w:hyperlink r:id="rId15" w:history="1">
-          <w:r>
-            <w:rPr>
-              <w:rStyle w:val="Hyperlink"/>
-            </w:rPr>
-            <w:t>hief van de ver</w:t>
-          </w:r>
-        </w:hyperlink>
-      </w:r>
-      <w:r>
-        <w:rPr>
-          <w:u w:val="single" w:color="0000ff"/>
-          <w:rFonts w:ascii="Charis SIL Regular" w:hAnsi="Charis SIL Regular" w:eastAsia="Charis SIL Regular"/>
-          <w:b w:val="0"/>
-          <w:i w:val="0"/>
-          <w:color w:val="000000"/>
-          <w:sz w:val="24"/>
-        </w:rPr>
-        <w:hyperlink r:id="rId15" w:history="1">
-          <w:r>
-            <w:rPr>
-              <w:rStyle w:val="Hyperlink"/>
-            </w:rPr>
-            <w:t>e</w:t>
-          </w:r>
-        </w:hyperlink>
-      </w:r>
-      <w:r>
-        <w:rPr>
-          <w:u w:val="single" w:color="0000ff"/>
-          <w:rFonts w:ascii="Charis SIL Regular" w:hAnsi="Charis SIL Regular" w:eastAsia="Charis SIL Regular"/>
-          <w:b w:val="0"/>
-          <w:i w:val="0"/>
-          <w:color w:val="000000"/>
-          <w:sz w:val="24"/>
-        </w:rPr>
-        <w:hyperlink r:id="rId15" w:history="1">
-          <w:r>
-            <w:rPr>
-              <w:rStyle w:val="Hyperlink"/>
-            </w:rPr>
-            <w:t>nigi</w:t>
-          </w:r>
-        </w:hyperlink>
+        <w:t>. Ook het archief van de verenigi</w:t>
       </w:r>
       <w:r>
         <w:rPr>
@@ -3967,7 +3905,14 @@
           <w:color w:val="000000"/>
           <w:sz w:val="24"/>
         </w:rPr>
-        <w:t xml:space="preserve">, </w:t>
+        <w:hyperlink r:id="rId22" w:history="1">
+          <w:r>
+            <w:rPr>
+              <w:rStyle w:val="Hyperlink"/>
+            </w:rPr>
+            <w:t xml:space="preserve">, </w:t>
+          </w:r>
+        </w:hyperlink>
       </w:r>
       <w:r>
         <w:rPr>
@@ -3996,7 +3941,7 @@
           <w:sz w:val="24"/>
           <w:u w:val="single"/>
         </w:rPr>
-        <w:hyperlink r:id="rId22" w:history="1">
+        <w:hyperlink r:id="rId23" w:history="1">
           <w:r>
             <w:rPr>
               <w:rStyle w:val="Hyperlink"/>
